--- a/fra/docx/54.content.docx
+++ b/fra/docx/54.content.docx
@@ -382,7 +382,7 @@
         <w:rPr>
           <w:lang w:val="fr_FR" w:bidi="fr_FR"/>
         </w:rPr>
-        <w:t xml:space="preserve"> Nous savons bien que la loi n’est pas faite pour le juste, mais pour les</w:t>
+        <w:t xml:space="preserve"> Nous savons bien que la loi n’est pas faite pour le juste, mais pour lessans-loi et les rebelles, les impies et les pécheurs, ceux qui n’ont pas d’égard pour la religion et les profanes, ceux qui tuent leur père et ceux qui tuent leur mère, les meurtriers,</w:t>
       </w:r>
     </w:p>
     <w:p>
@@ -403,7 +403,7 @@
         <w:rPr>
           <w:lang w:val="fr_FR" w:bidi="fr_FR"/>
         </w:rPr>
-        <w:t xml:space="preserve"> sans-loi et les rebelles, les impies et les pécheurs, ceux qui n’ont pas d’égard pour la religion et les profanes, ceux qui tuent leur père et ceux qui tuent leur mère, les meurtriers, ceux qui pratiquent l’immoralité sexuelle, les homosexuels, les kidnappeurs, les menteurs, ceux qui font de faux serments, et tout ce qui est contraire à la saine doctrine.</w:t>
+        <w:t xml:space="preserve"> ceux qui pratiquent l’immoralité sexuelle, les homosexuels, les kidnappeurs, les menteurs, ceux qui font de faux serments, et tout ce qui est contraire à la saine doctrine.</w:t>
       </w:r>
     </w:p>
     <w:p>
@@ -1296,7 +1296,7 @@
         <w:rPr>
           <w:lang w:val="fr_FR" w:bidi="fr_FR"/>
         </w:rPr>
-        <w:t xml:space="preserve"> Et assurément, le mystère de la piété est grand :</w:t>
+        <w:t xml:space="preserve"> Et assurément, le mystère de la piété est grand : celui qui a été manifesté en chair, a été justifié par l’Esprit, a été vu des anges, a été prêché aux païens,a été cru dans le monde, a été élevé dans la gloire.</w:t>
       </w:r>
     </w:p>
     <w:p>
@@ -1333,7 +1333,7 @@
         <w:rPr>
           <w:lang w:val="fr_FR" w:bidi="fr_FR"/>
         </w:rPr>
-        <w:t xml:space="preserve"> celui qui a été manifesté en chair, a été justifié par l’Esprit, a été vu des anges, a été prêché aux païens,a été cru dans le monde, a été élevé dans la gloire. Mais l’Esprit dit explicitement que, dans les derniers temps, quelques-uns abandonneront la foi pour s’attacher à des esprits trompeurs et à des doctrines de démons.</w:t>
+        <w:t xml:space="preserve"> Mais l’Esprit dit explicitement que, dans les derniers temps, quelques-uns abandonneront la foi pour s’attacher à des esprits trompeurs et à des doctrines de démons.</w:t>
       </w:r>
     </w:p>
     <w:p>
